--- a/paper/WRRA_M_0_11_EN.docx
+++ b/paper/WRRA_M_0_11_EN.docx
@@ -2,7 +2,7 @@
 <file path=word/document.xml><?xml version="1.0" encoding="utf-8"?>
 <w:document xmlns:w="http://schemas.openxmlformats.org/wordprocessingml/2006/main" xmlns:m="http://schemas.openxmlformats.org/officeDocument/2006/math" xmlns:r="http://schemas.openxmlformats.org/officeDocument/2006/relationships" xmlns:o="urn:schemas-microsoft-com:office:office" xmlns:v="urn:schemas-microsoft-com:vml" xmlns:w10="urn:schemas-microsoft-com:office:word" xmlns:a="http://schemas.openxmlformats.org/drawingml/2006/main" xmlns:pic="http://schemas.openxmlformats.org/drawingml/2006/picture" xmlns:wp="http://schemas.openxmlformats.org/drawingml/2006/wordprocessingDrawing">
   <w:body>
-    <w:bookmarkStart w:id="28" w:name="X9181039e6c63d2447a64d50fbcc6d219a7dca6c"/>
+    <w:bookmarkStart w:id="28" w:name="Xe7c4b41e32d23fa6eda2a749442939e5d0993c2"/>
     <w:p>
       <w:pPr>
         <w:pStyle w:val="Title"/>
@@ -13,7 +13,7 @@
         <w:rPr>
           <w:color w:val="000000"/>
         </w:rPr>
-        <w:t xml:space="preserve">WRRA_M 0.11 Sequential Calibration of the First Five Inputs</w:t>
+        <w:t xml:space="preserve">WRRA M 0 11 Sequential Calibration of the First Five Inputs</w:t>
       </w:r>
     </w:p>
     <w:p>
@@ -23,7 +23,7 @@
         <w:jc w:val="left"/>
       </w:pPr>
       <w:r>
-        <w:t xml:space="preserve">Wonsik Choi · 2026-10-02 · WRRA Core 1.0 / MCC 2.3.2 · CC BY 4.0</w:t>
+        <w:t xml:space="preserve">Wonsik Choi · 2026-10-03 · Revision 0.11-r1 · ORCID 0009-0001-4263-9772 · janefather@gmail.com · WRRA Core 1.0 / MCC 2.3.2 · CC BY 4.0</w:t>
       </w:r>
     </w:p>
     <w:bookmarkStart w:id="20" w:name="abstract"/>
@@ -72,7 +72,7 @@
         <w:jc w:val="left"/>
       </w:pPr>
       <w:r>
-        <w:t xml:space="preserve">The complete 0.10 input is frozen by hash. G and electron energy use NIST 2022 CODATA; H0=67.4 is the Planck 2018 base-LambdaCDM calibration benchmark. Standard uncertainties are 1.5×10⁻¹⁵ SI for G, 0.00016 eV for electron energy and 0.5 km s⁻¹ Mpc⁻¹ for the adopted H0 benchmark. Physical fractions 4.93% and 26.5% are inherited rounded calibrations without a covariance assigned here. The first five candidate-sheet entries and the MCC electron-mode relation are recorded as provenance.</w:t>
+        <w:t xml:space="preserve">The complete 0.10 input is frozen by hash. G and electron energy use NIST 2022 CODATA; H0=67.4 is the Planck 2018 base-LambdaCDM calibration benchmark. CODATA standard uncertainties are 1.5×10⁻¹⁵ SI for G and 0.00016 eV for electron energy. The adopted H0 interval of ±0.5 km s⁻¹ Mpc⁻¹ is the Planck base-LambdaCDM 68% confidence interval. Physical fractions 4.93% and 26.5% are inherited rounded calibrations without a covariance assigned here. The first five candidate-sheet entries and the MCC electron-mode relation are recorded as provenance.</w:t>
       </w:r>
     </w:p>
     <w:tbl>
@@ -6041,12 +6041,22 @@
     <w:p>
       <w:pPr>
         <w:pStyle w:val="BodyText"/>
+        <w:ind w:firstLine="0"/>
+        <w:jc w:val="left"/>
+      </w:pPr>
+      <w:r>
+        <w:t xml:space="preserve">The fixed-reference homogeneous expansion uses the same pressureless/background energy relation. Noncommuting-carrier internal exchange at fixed volume sums to zero and preserves state positivity/normalization. The required conversion work and its environmental account retain the 0.10 conservation checks.</w:t>
+      </w:r>
+    </w:p>
+    <w:p>
+      <w:pPr>
+        <w:pStyle w:val="BodyText"/>
         <w:keepNext/>
         <w:ind w:firstLine="0"/>
         <w:jc w:val="left"/>
       </w:pPr>
       <w:r>
-        <w:t xml:space="preserve">The fixed-reference homogeneous expansion uses the same pressureless/background energy relation. Noncommuting-carrier internal exchange at fixed volume sums to zero and preserves state positivity/normalization. The required conversion work and its environmental account retain the 0.10 conservation checks.</w:t>
+        <w:t xml:space="preserve">Revision r1 retains the clock verdict established in 0.12. Fixed-volume state evolution connects to SI phase through xi=E_star tau_phys/hbar. The slow nonuniform expansion schedule of 0.10 differs from that SI phase, so completion of sequential calibration does not imply completion of covariant nonuniform dynamics. The uniform I/N state is stationary under unitary updates and retains the inputs and outputs of the expansion relation below.</w:t>
       </w:r>
     </w:p>
     <w:p>
@@ -6377,6 +6387,16 @@
       </w:pPr>
       <w:r>
         <w:t xml:space="preserve">Parameters.json contains inputs, units, provenance and constitutive choices. Sequential calibration, physical cases, mass modes and input responses are supplied as JSON/CSV. A clean copy with all captured results removed compares regenerated outputs and bilingual sources byte for byte. Word/PDF are final publications built from those sources, with equations/tables checked against execution and every rendered page inspected.</w:t>
+      </w:r>
+    </w:p>
+    <w:p>
+      <w:pPr>
+        <w:pStyle w:val="BodyText"/>
+        <w:ind w:firstLine="0"/>
+        <w:jc w:val="left"/>
+      </w:pPr>
+      <w:r>
+        <w:t xml:space="preserve">Reviewed 0.10 to 0.12 series DOI 10.5281/zenodo.23113101 · https://doi.org/10.5281/zenodo.23113101</w:t>
       </w:r>
     </w:p>
     <w:p>
